--- a/Meeting Reports/Meeting Report- Week 06.docx
+++ b/Meeting Reports/Meeting Report- Week 06.docx
@@ -1041,261 +1041,247 @@
           <w:sz w:val="22"/>
           <w:lang w:val="en-DE"/>
         </w:rPr>
-        <w:t xml:space="preserve"> Making the small improvements on ERD</w:t>
-      </w:r>
-      <w:r>
-        <w:rPr>
-          <w:rFonts w:ascii="Arial" w:hAnsi="Arial"/>
-          <w:sz w:val="22"/>
-          <w:lang w:val="en-DE"/>
-        </w:rPr>
-        <w:t xml:space="preserve"> suggested during last week’s presentation.</w:t>
-      </w:r>
+        <w:t xml:space="preserve"> Creating the tables for User, Tenant, </w:t>
+      </w:r>
+      <w:proofErr w:type="spellStart"/>
+      <w:r>
+        <w:rPr>
+          <w:rFonts w:ascii="Arial" w:hAnsi="Arial"/>
+          <w:sz w:val="22"/>
+          <w:lang w:val="en-DE"/>
+        </w:rPr>
+        <w:t>PropertyOwner</w:t>
+      </w:r>
+      <w:proofErr w:type="spellEnd"/>
+      <w:r>
+        <w:rPr>
+          <w:rFonts w:ascii="Arial" w:hAnsi="Arial"/>
+          <w:sz w:val="22"/>
+          <w:lang w:val="en-DE"/>
+        </w:rPr>
+        <w:t xml:space="preserve"> and Administrator for class diagram.</w:t>
+      </w:r>
+    </w:p>
+    <w:p>
+      <w:pPr>
+        <w:rPr>
+          <w:rFonts w:ascii="Arial" w:hAnsi="Arial"/>
+          <w:sz w:val="22"/>
+          <w:lang w:val="en-DE"/>
+        </w:rPr>
+      </w:pPr>
+      <w:r>
+        <w:rPr>
+          <w:rFonts w:ascii="Arial" w:hAnsi="Arial"/>
+          <w:sz w:val="22"/>
+          <w:lang w:val="en-DE"/>
+        </w:rPr>
+        <w:t xml:space="preserve">                      Creating the sequence diagrams for FR37-FR43</w:t>
+      </w:r>
+    </w:p>
+    <w:p>
+      <w:pPr>
+        <w:rPr>
+          <w:rFonts w:ascii="Arial" w:hAnsi="Arial"/>
+          <w:sz w:val="22"/>
+          <w:lang w:val="en-DE"/>
+        </w:rPr>
+      </w:pPr>
+    </w:p>
+    <w:p>
+      <w:pPr>
+        <w:rPr>
+          <w:rFonts w:ascii="Arial" w:hAnsi="Arial"/>
+          <w:sz w:val="22"/>
+          <w:lang w:val="en-DE"/>
+        </w:rPr>
+      </w:pPr>
+      <w:r>
+        <w:rPr>
+          <w:rFonts w:ascii="Arial" w:hAnsi="Arial"/>
+          <w:b/>
+          <w:sz w:val="22"/>
+          <w:lang w:val="en-DE"/>
+        </w:rPr>
+        <w:t xml:space="preserve">Anisa </w:t>
+      </w:r>
+      <w:proofErr w:type="spellStart"/>
+      <w:r>
+        <w:rPr>
+          <w:rFonts w:ascii="Arial" w:hAnsi="Arial"/>
+          <w:b/>
+          <w:sz w:val="22"/>
+          <w:lang w:val="en-DE"/>
+        </w:rPr>
+        <w:t>Domi</w:t>
+      </w:r>
+      <w:proofErr w:type="spellEnd"/>
+      <w:r>
+        <w:rPr>
+          <w:rFonts w:ascii="Arial" w:hAnsi="Arial"/>
+          <w:b/>
+          <w:sz w:val="22"/>
+          <w:lang w:val="en-DE"/>
+        </w:rPr>
+        <w:t>-</w:t>
+      </w:r>
+      <w:r>
+        <w:rPr>
+          <w:rFonts w:ascii="Arial" w:hAnsi="Arial"/>
+          <w:sz w:val="22"/>
+          <w:lang w:val="en-DE"/>
+        </w:rPr>
+        <w:t xml:space="preserve"> Creating the tables for Manager, Financier, HR for class diagram.</w:t>
+      </w:r>
+    </w:p>
+    <w:p>
+      <w:pPr>
+        <w:rPr>
+          <w:rFonts w:ascii="Arial" w:hAnsi="Arial"/>
+          <w:sz w:val="22"/>
+          <w:lang w:val="en-DE"/>
+        </w:rPr>
+      </w:pPr>
+      <w:r>
+        <w:rPr>
+          <w:rFonts w:ascii="Arial" w:hAnsi="Arial"/>
+          <w:sz w:val="22"/>
+          <w:lang w:val="en-DE"/>
+        </w:rPr>
+        <w:t xml:space="preserve">                      Creating the sequence diagrams for FR1-FR6.</w:t>
+      </w:r>
+    </w:p>
+    <w:p>
+      <w:pPr>
+        <w:rPr>
+          <w:rFonts w:ascii="Arial" w:hAnsi="Arial"/>
+          <w:sz w:val="22"/>
+          <w:lang w:val="en-DE"/>
+        </w:rPr>
+      </w:pPr>
+    </w:p>
+    <w:p>
+      <w:pPr>
+        <w:rPr>
+          <w:rFonts w:ascii="Arial" w:hAnsi="Arial"/>
+          <w:sz w:val="22"/>
+          <w:lang w:val="en-DE"/>
+        </w:rPr>
+      </w:pPr>
+      <w:proofErr w:type="spellStart"/>
+      <w:r>
+        <w:rPr>
+          <w:rFonts w:ascii="Arial" w:hAnsi="Arial"/>
+          <w:b/>
+          <w:sz w:val="22"/>
+          <w:lang w:val="en-DE"/>
+        </w:rPr>
+        <w:t>Desard</w:t>
+      </w:r>
+      <w:proofErr w:type="spellEnd"/>
+      <w:r>
+        <w:rPr>
+          <w:rFonts w:ascii="Arial" w:hAnsi="Arial"/>
+          <w:b/>
+          <w:sz w:val="22"/>
+          <w:lang w:val="en-DE"/>
+        </w:rPr>
+        <w:t xml:space="preserve"> </w:t>
+      </w:r>
+      <w:proofErr w:type="spellStart"/>
+      <w:r>
+        <w:rPr>
+          <w:rFonts w:ascii="Arial" w:hAnsi="Arial"/>
+          <w:b/>
+          <w:sz w:val="22"/>
+          <w:lang w:val="en-DE"/>
+        </w:rPr>
+        <w:t>Lybeshari</w:t>
+      </w:r>
+      <w:proofErr w:type="spellEnd"/>
+      <w:r>
+        <w:rPr>
+          <w:rFonts w:ascii="Arial" w:hAnsi="Arial"/>
+          <w:b/>
+          <w:sz w:val="22"/>
+          <w:lang w:val="en-DE"/>
+        </w:rPr>
+        <w:t xml:space="preserve">- </w:t>
+      </w:r>
+      <w:r>
+        <w:rPr>
+          <w:rFonts w:ascii="Arial" w:hAnsi="Arial"/>
+          <w:sz w:val="22"/>
+          <w:lang w:val="en-DE"/>
+        </w:rPr>
+        <w:t>Creating the tables for Refund, Transaction, Conversation for class diagram.</w:t>
+      </w:r>
+    </w:p>
+    <w:p>
+      <w:pPr>
+        <w:rPr>
+          <w:rFonts w:ascii="Arial" w:hAnsi="Arial"/>
+          <w:sz w:val="22"/>
+          <w:lang w:val="en-DE"/>
+        </w:rPr>
+      </w:pPr>
+      <w:r>
+        <w:rPr>
+          <w:rFonts w:ascii="Arial" w:hAnsi="Arial"/>
+          <w:sz w:val="22"/>
+          <w:lang w:val="en-DE"/>
+        </w:rPr>
+        <w:t xml:space="preserve">                      Creating the sequence diagrams for FR19-FR24.</w:t>
+      </w:r>
+    </w:p>
+    <w:p>
+      <w:pPr>
+        <w:rPr>
+          <w:rFonts w:ascii="Arial" w:hAnsi="Arial"/>
+          <w:sz w:val="22"/>
+          <w:lang w:val="en-DE"/>
+        </w:rPr>
+      </w:pPr>
+    </w:p>
+    <w:p>
+      <w:pPr>
+        <w:rPr>
+          <w:rFonts w:ascii="Arial" w:hAnsi="Arial"/>
+          <w:b/>
+          <w:sz w:val="22"/>
+          <w:lang w:val="en-DE"/>
+        </w:rPr>
+      </w:pPr>
+    </w:p>
+    <w:p>
+      <w:pPr>
+        <w:rPr>
+          <w:rFonts w:ascii="Arial" w:hAnsi="Arial"/>
+          <w:b/>
+          <w:sz w:val="22"/>
+          <w:lang w:val="en-DE"/>
+        </w:rPr>
+      </w:pPr>
+    </w:p>
+    <w:p>
+      <w:pPr>
+        <w:rPr>
+          <w:rFonts w:ascii="Arial" w:hAnsi="Arial"/>
+          <w:sz w:val="22"/>
+          <w:lang w:val="en-DE"/>
+        </w:rPr>
+      </w:pPr>
       <w:bookmarkStart w:id="0" w:name="_GoBack"/>
       <w:bookmarkEnd w:id="0"/>
-    </w:p>
-    <w:p>
-      <w:pPr>
-        <w:rPr>
-          <w:rFonts w:ascii="Arial" w:hAnsi="Arial"/>
-          <w:sz w:val="22"/>
-          <w:lang w:val="en-DE"/>
-        </w:rPr>
-      </w:pPr>
-      <w:r>
-        <w:rPr>
-          <w:rFonts w:ascii="Arial" w:hAnsi="Arial"/>
-          <w:sz w:val="22"/>
-          <w:lang w:val="en-DE"/>
-        </w:rPr>
-        <w:t xml:space="preserve">                      Creating the tables for User, Tenant, </w:t>
-      </w:r>
       <w:proofErr w:type="spellStart"/>
       <w:r>
         <w:rPr>
           <w:rFonts w:ascii="Arial" w:hAnsi="Arial"/>
-          <w:sz w:val="22"/>
-          <w:lang w:val="en-DE"/>
-        </w:rPr>
-        <w:t>PropertyOwner</w:t>
-      </w:r>
-      <w:proofErr w:type="spellEnd"/>
-      <w:r>
-        <w:rPr>
-          <w:rFonts w:ascii="Arial" w:hAnsi="Arial"/>
-          <w:sz w:val="22"/>
-          <w:lang w:val="en-DE"/>
-        </w:rPr>
-        <w:t xml:space="preserve"> and Administrator for class diagram.</w:t>
-      </w:r>
-    </w:p>
-    <w:p>
-      <w:pPr>
-        <w:rPr>
-          <w:rFonts w:ascii="Arial" w:hAnsi="Arial"/>
-          <w:sz w:val="22"/>
-          <w:lang w:val="en-DE"/>
-        </w:rPr>
-      </w:pPr>
-      <w:r>
-        <w:rPr>
-          <w:rFonts w:ascii="Arial" w:hAnsi="Arial"/>
-          <w:sz w:val="22"/>
-          <w:lang w:val="en-DE"/>
-        </w:rPr>
-        <w:t xml:space="preserve">                      Creating the sequence diagrams for FR37-FR43</w:t>
-      </w:r>
-    </w:p>
-    <w:p>
-      <w:pPr>
-        <w:rPr>
-          <w:rFonts w:ascii="Arial" w:hAnsi="Arial"/>
-          <w:sz w:val="22"/>
-          <w:lang w:val="en-DE"/>
-        </w:rPr>
-      </w:pPr>
-    </w:p>
-    <w:p>
-      <w:pPr>
-        <w:rPr>
-          <w:rFonts w:ascii="Arial" w:hAnsi="Arial"/>
-          <w:sz w:val="22"/>
-          <w:lang w:val="en-DE"/>
-        </w:rPr>
-      </w:pPr>
-      <w:r>
-        <w:rPr>
-          <w:rFonts w:ascii="Arial" w:hAnsi="Arial"/>
-          <w:b/>
-          <w:sz w:val="22"/>
-          <w:lang w:val="en-DE"/>
-        </w:rPr>
-        <w:t xml:space="preserve">Anisa </w:t>
-      </w:r>
-      <w:proofErr w:type="spellStart"/>
-      <w:r>
-        <w:rPr>
-          <w:rFonts w:ascii="Arial" w:hAnsi="Arial"/>
-          <w:b/>
-          <w:sz w:val="22"/>
-          <w:lang w:val="en-DE"/>
-        </w:rPr>
-        <w:t>Domi</w:t>
-      </w:r>
-      <w:proofErr w:type="spellEnd"/>
-      <w:r>
-        <w:rPr>
-          <w:rFonts w:ascii="Arial" w:hAnsi="Arial"/>
-          <w:b/>
-          <w:sz w:val="22"/>
-          <w:lang w:val="en-DE"/>
-        </w:rPr>
-        <w:t>-</w:t>
-      </w:r>
-      <w:r>
-        <w:rPr>
-          <w:rFonts w:ascii="Arial" w:hAnsi="Arial"/>
-          <w:sz w:val="22"/>
-          <w:lang w:val="en-DE"/>
-        </w:rPr>
-        <w:t xml:space="preserve"> Creating the tables for Manager, Financier, HR for class diagram.</w:t>
-      </w:r>
-    </w:p>
-    <w:p>
-      <w:pPr>
-        <w:rPr>
-          <w:rFonts w:ascii="Arial" w:hAnsi="Arial"/>
-          <w:sz w:val="22"/>
-          <w:lang w:val="en-DE"/>
-        </w:rPr>
-      </w:pPr>
-      <w:r>
-        <w:rPr>
-          <w:rFonts w:ascii="Arial" w:hAnsi="Arial"/>
-          <w:sz w:val="22"/>
-          <w:lang w:val="en-DE"/>
-        </w:rPr>
-        <w:t xml:space="preserve">                      Creating the sequence diagrams for FR1-FR6.</w:t>
-      </w:r>
-    </w:p>
-    <w:p>
-      <w:pPr>
-        <w:rPr>
-          <w:rFonts w:ascii="Arial" w:hAnsi="Arial"/>
-          <w:sz w:val="22"/>
-          <w:lang w:val="en-DE"/>
-        </w:rPr>
-      </w:pPr>
-    </w:p>
-    <w:p>
-      <w:pPr>
-        <w:rPr>
-          <w:rFonts w:ascii="Arial" w:hAnsi="Arial"/>
-          <w:sz w:val="22"/>
-          <w:lang w:val="en-DE"/>
-        </w:rPr>
-      </w:pPr>
-      <w:proofErr w:type="spellStart"/>
-      <w:r>
-        <w:rPr>
-          <w:rFonts w:ascii="Arial" w:hAnsi="Arial"/>
-          <w:b/>
-          <w:sz w:val="22"/>
-          <w:lang w:val="en-DE"/>
-        </w:rPr>
-        <w:t>Desard</w:t>
-      </w:r>
-      <w:proofErr w:type="spellEnd"/>
-      <w:r>
-        <w:rPr>
-          <w:rFonts w:ascii="Arial" w:hAnsi="Arial"/>
-          <w:b/>
-          <w:sz w:val="22"/>
-          <w:lang w:val="en-DE"/>
-        </w:rPr>
-        <w:t xml:space="preserve"> </w:t>
-      </w:r>
-      <w:proofErr w:type="spellStart"/>
-      <w:r>
-        <w:rPr>
-          <w:rFonts w:ascii="Arial" w:hAnsi="Arial"/>
-          <w:b/>
-          <w:sz w:val="22"/>
-          <w:lang w:val="en-DE"/>
-        </w:rPr>
-        <w:t>Lybeshari</w:t>
-      </w:r>
-      <w:proofErr w:type="spellEnd"/>
-      <w:r>
-        <w:rPr>
-          <w:rFonts w:ascii="Arial" w:hAnsi="Arial"/>
-          <w:b/>
-          <w:sz w:val="22"/>
-          <w:lang w:val="en-DE"/>
-        </w:rPr>
-        <w:t xml:space="preserve">- </w:t>
-      </w:r>
-      <w:r>
-        <w:rPr>
-          <w:rFonts w:ascii="Arial" w:hAnsi="Arial"/>
-          <w:sz w:val="22"/>
-          <w:lang w:val="en-DE"/>
-        </w:rPr>
-        <w:t>Creating the tables for Refund, Transaction, Conversation for class diagram.</w:t>
-      </w:r>
-    </w:p>
-    <w:p>
-      <w:pPr>
-        <w:rPr>
-          <w:rFonts w:ascii="Arial" w:hAnsi="Arial"/>
-          <w:sz w:val="22"/>
-          <w:lang w:val="en-DE"/>
-        </w:rPr>
-      </w:pPr>
-      <w:r>
-        <w:rPr>
-          <w:rFonts w:ascii="Arial" w:hAnsi="Arial"/>
-          <w:sz w:val="22"/>
-          <w:lang w:val="en-DE"/>
-        </w:rPr>
-        <w:t xml:space="preserve">                      Creating the sequence diagrams for FR19-FR24.</w:t>
-      </w:r>
-    </w:p>
-    <w:p>
-      <w:pPr>
-        <w:rPr>
-          <w:rFonts w:ascii="Arial" w:hAnsi="Arial"/>
-          <w:sz w:val="22"/>
-          <w:lang w:val="en-DE"/>
-        </w:rPr>
-      </w:pPr>
-    </w:p>
-    <w:p>
-      <w:pPr>
-        <w:rPr>
-          <w:rFonts w:ascii="Arial" w:hAnsi="Arial"/>
-          <w:b/>
-          <w:sz w:val="22"/>
-          <w:lang w:val="en-DE"/>
-        </w:rPr>
-      </w:pPr>
-    </w:p>
-    <w:p>
-      <w:pPr>
-        <w:rPr>
-          <w:rFonts w:ascii="Arial" w:hAnsi="Arial"/>
-          <w:sz w:val="22"/>
-          <w:lang w:val="en-DE"/>
-        </w:rPr>
-      </w:pPr>
-      <w:proofErr w:type="spellStart"/>
-      <w:r>
-        <w:rPr>
-          <w:rFonts w:ascii="Arial" w:hAnsi="Arial"/>
-          <w:b/>
-          <w:sz w:val="22"/>
-          <w:lang w:val="en-DE"/>
-        </w:rPr>
+          <w:b/>
+          <w:sz w:val="22"/>
+          <w:lang w:val="en-DE"/>
+        </w:rPr>
+        <w:lastRenderedPageBreak/>
         <w:t>Haidi</w:t>
       </w:r>
       <w:proofErr w:type="spellEnd"/>

--- a/Meeting Reports/Meeting Report- Week 06.docx
+++ b/Meeting Reports/Meeting Report- Week 06.docx
@@ -13,6 +13,8 @@
           <w:lang w:val="en-DE"/>
         </w:rPr>
       </w:pPr>
+      <w:bookmarkStart w:id="0" w:name="_GoBack"/>
+      <w:bookmarkEnd w:id="0"/>
       <w:r>
         <w:rPr>
           <w:rFonts w:ascii="Arial" w:hAnsi="Arial"/>
@@ -1076,7 +1078,39 @@
           <w:sz w:val="22"/>
           <w:lang w:val="en-DE"/>
         </w:rPr>
-        <w:t xml:space="preserve">                      Creating the sequence diagrams for FR37-FR43</w:t>
+        <w:t xml:space="preserve">                      Creating the sequence diagrams for </w:t>
+      </w:r>
+      <w:r>
+        <w:rPr>
+          <w:rFonts w:ascii="Arial" w:hAnsi="Arial"/>
+          <w:sz w:val="22"/>
+          <w:lang w:val="en-DE"/>
+        </w:rPr>
+        <w:t>BR_PRS_</w:t>
+      </w:r>
+      <w:r>
+        <w:rPr>
+          <w:rFonts w:ascii="Arial" w:hAnsi="Arial"/>
+          <w:sz w:val="22"/>
+          <w:lang w:val="en-DE"/>
+        </w:rPr>
+        <w:t>37-</w:t>
+      </w:r>
+      <w:r>
+        <w:rPr>
+          <w:rFonts w:ascii="Arial" w:hAnsi="Arial"/>
+          <w:sz w:val="22"/>
+          <w:lang w:val="en-DE"/>
+        </w:rPr>
+        <w:t>BR_PRS_</w:t>
+      </w:r>
+      <w:r>
+        <w:rPr>
+          <w:rFonts w:ascii="Arial" w:hAnsi="Arial"/>
+          <w:sz w:val="22"/>
+          <w:lang w:val="en-DE"/>
+        </w:rPr>
+        <w:t>43</w:t>
       </w:r>
     </w:p>
     <w:p>
@@ -1148,7 +1182,39 @@
           <w:sz w:val="22"/>
           <w:lang w:val="en-DE"/>
         </w:rPr>
-        <w:t xml:space="preserve">                      Creating the sequence diagrams for FR1-FR6.</w:t>
+        <w:t xml:space="preserve">                      Creating the sequence diagrams for </w:t>
+      </w:r>
+      <w:r>
+        <w:rPr>
+          <w:rFonts w:ascii="Arial" w:hAnsi="Arial"/>
+          <w:sz w:val="22"/>
+          <w:lang w:val="en-DE"/>
+        </w:rPr>
+        <w:t>BR_PRS_</w:t>
+      </w:r>
+      <w:r>
+        <w:rPr>
+          <w:rFonts w:ascii="Arial" w:hAnsi="Arial"/>
+          <w:sz w:val="22"/>
+          <w:lang w:val="en-DE"/>
+        </w:rPr>
+        <w:t>1-</w:t>
+      </w:r>
+      <w:r>
+        <w:rPr>
+          <w:rFonts w:ascii="Arial" w:hAnsi="Arial"/>
+          <w:sz w:val="22"/>
+          <w:lang w:val="en-DE"/>
+        </w:rPr>
+        <w:t>BR_PRS_</w:t>
+      </w:r>
+      <w:r>
+        <w:rPr>
+          <w:rFonts w:ascii="Arial" w:hAnsi="Arial"/>
+          <w:sz w:val="22"/>
+          <w:lang w:val="en-DE"/>
+        </w:rPr>
+        <w:t>6.</w:t>
       </w:r>
     </w:p>
     <w:p>
@@ -1231,48 +1297,78 @@
           <w:sz w:val="22"/>
           <w:lang w:val="en-DE"/>
         </w:rPr>
-        <w:t xml:space="preserve">                      Creating the sequence diagrams for FR19-FR24.</w:t>
-      </w:r>
-    </w:p>
-    <w:p>
-      <w:pPr>
-        <w:rPr>
-          <w:rFonts w:ascii="Arial" w:hAnsi="Arial"/>
-          <w:sz w:val="22"/>
-          <w:lang w:val="en-DE"/>
-        </w:rPr>
-      </w:pPr>
-    </w:p>
-    <w:p>
-      <w:pPr>
-        <w:rPr>
-          <w:rFonts w:ascii="Arial" w:hAnsi="Arial"/>
-          <w:b/>
-          <w:sz w:val="22"/>
-          <w:lang w:val="en-DE"/>
-        </w:rPr>
-      </w:pPr>
-    </w:p>
-    <w:p>
-      <w:pPr>
-        <w:rPr>
-          <w:rFonts w:ascii="Arial" w:hAnsi="Arial"/>
-          <w:b/>
-          <w:sz w:val="22"/>
-          <w:lang w:val="en-DE"/>
-        </w:rPr>
-      </w:pPr>
-    </w:p>
-    <w:p>
-      <w:pPr>
-        <w:rPr>
-          <w:rFonts w:ascii="Arial" w:hAnsi="Arial"/>
-          <w:sz w:val="22"/>
-          <w:lang w:val="en-DE"/>
-        </w:rPr>
-      </w:pPr>
-      <w:bookmarkStart w:id="0" w:name="_GoBack"/>
-      <w:bookmarkEnd w:id="0"/>
+        <w:t xml:space="preserve">                      Creating the sequence diagrams for </w:t>
+      </w:r>
+      <w:r>
+        <w:rPr>
+          <w:rFonts w:ascii="Arial" w:hAnsi="Arial"/>
+          <w:sz w:val="22"/>
+          <w:lang w:val="en-DE"/>
+        </w:rPr>
+        <w:t>BR_PRS_</w:t>
+      </w:r>
+      <w:r>
+        <w:rPr>
+          <w:rFonts w:ascii="Arial" w:hAnsi="Arial"/>
+          <w:sz w:val="22"/>
+          <w:lang w:val="en-DE"/>
+        </w:rPr>
+        <w:t>19-</w:t>
+      </w:r>
+      <w:r>
+        <w:rPr>
+          <w:rFonts w:ascii="Arial" w:hAnsi="Arial"/>
+          <w:sz w:val="22"/>
+          <w:lang w:val="en-DE"/>
+        </w:rPr>
+        <w:t>BR_PRS_</w:t>
+      </w:r>
+      <w:r>
+        <w:rPr>
+          <w:rFonts w:ascii="Arial" w:hAnsi="Arial"/>
+          <w:sz w:val="22"/>
+          <w:lang w:val="en-DE"/>
+        </w:rPr>
+        <w:t>24.</w:t>
+      </w:r>
+    </w:p>
+    <w:p>
+      <w:pPr>
+        <w:rPr>
+          <w:rFonts w:ascii="Arial" w:hAnsi="Arial"/>
+          <w:sz w:val="22"/>
+          <w:lang w:val="en-DE"/>
+        </w:rPr>
+      </w:pPr>
+    </w:p>
+    <w:p>
+      <w:pPr>
+        <w:rPr>
+          <w:rFonts w:ascii="Arial" w:hAnsi="Arial"/>
+          <w:b/>
+          <w:sz w:val="22"/>
+          <w:lang w:val="en-DE"/>
+        </w:rPr>
+      </w:pPr>
+    </w:p>
+    <w:p>
+      <w:pPr>
+        <w:rPr>
+          <w:rFonts w:ascii="Arial" w:hAnsi="Arial"/>
+          <w:b/>
+          <w:sz w:val="22"/>
+          <w:lang w:val="en-DE"/>
+        </w:rPr>
+      </w:pPr>
+    </w:p>
+    <w:p>
+      <w:pPr>
+        <w:rPr>
+          <w:rFonts w:ascii="Arial" w:hAnsi="Arial"/>
+          <w:sz w:val="22"/>
+          <w:lang w:val="en-DE"/>
+        </w:rPr>
+      </w:pPr>
       <w:proofErr w:type="spellStart"/>
       <w:r>
         <w:rPr>
@@ -1335,7 +1431,39 @@
           <w:sz w:val="22"/>
           <w:lang w:val="en-DE"/>
         </w:rPr>
-        <w:t xml:space="preserve">                      Creating the sequence diagrams for FR7-FR12.</w:t>
+        <w:t xml:space="preserve">                      Creating the sequence diagrams for </w:t>
+      </w:r>
+      <w:r>
+        <w:rPr>
+          <w:rFonts w:ascii="Arial" w:hAnsi="Arial"/>
+          <w:sz w:val="22"/>
+          <w:lang w:val="en-DE"/>
+        </w:rPr>
+        <w:t>BR_PRS_</w:t>
+      </w:r>
+      <w:r>
+        <w:rPr>
+          <w:rFonts w:ascii="Arial" w:hAnsi="Arial"/>
+          <w:sz w:val="22"/>
+          <w:lang w:val="en-DE"/>
+        </w:rPr>
+        <w:t>7-</w:t>
+      </w:r>
+      <w:r>
+        <w:rPr>
+          <w:rFonts w:ascii="Arial" w:hAnsi="Arial"/>
+          <w:sz w:val="22"/>
+          <w:lang w:val="en-DE"/>
+        </w:rPr>
+        <w:t>BR_PRS_</w:t>
+      </w:r>
+      <w:r>
+        <w:rPr>
+          <w:rFonts w:ascii="Arial" w:hAnsi="Arial"/>
+          <w:sz w:val="22"/>
+          <w:lang w:val="en-DE"/>
+        </w:rPr>
+        <w:t>12.</w:t>
       </w:r>
     </w:p>
     <w:p>
@@ -1436,7 +1564,39 @@
           <w:sz w:val="22"/>
           <w:lang w:val="en-DE"/>
         </w:rPr>
-        <w:t xml:space="preserve">                      Creating the sequence diagrams for FR13-FR18.</w:t>
+        <w:t xml:space="preserve">                      Creating the sequence diagrams for </w:t>
+      </w:r>
+      <w:r>
+        <w:rPr>
+          <w:rFonts w:ascii="Arial" w:hAnsi="Arial"/>
+          <w:sz w:val="22"/>
+          <w:lang w:val="en-DE"/>
+        </w:rPr>
+        <w:t>BR_PRS_</w:t>
+      </w:r>
+      <w:r>
+        <w:rPr>
+          <w:rFonts w:ascii="Arial" w:hAnsi="Arial"/>
+          <w:sz w:val="22"/>
+          <w:lang w:val="en-DE"/>
+        </w:rPr>
+        <w:t>13-</w:t>
+      </w:r>
+      <w:r>
+        <w:rPr>
+          <w:rFonts w:ascii="Arial" w:hAnsi="Arial"/>
+          <w:sz w:val="22"/>
+          <w:lang w:val="en-DE"/>
+        </w:rPr>
+        <w:t>BR_PRS_</w:t>
+      </w:r>
+      <w:r>
+        <w:rPr>
+          <w:rFonts w:ascii="Arial" w:hAnsi="Arial"/>
+          <w:sz w:val="22"/>
+          <w:lang w:val="en-DE"/>
+        </w:rPr>
+        <w:t>18.</w:t>
       </w:r>
     </w:p>
     <w:p>
@@ -1488,7 +1648,39 @@
           <w:sz w:val="22"/>
           <w:lang w:val="en-DE"/>
         </w:rPr>
-        <w:t xml:space="preserve">                      Creating the sequence diagrams for FR25-FR30.</w:t>
+        <w:t xml:space="preserve">                      Creating the sequence diagrams for </w:t>
+      </w:r>
+      <w:r>
+        <w:rPr>
+          <w:rFonts w:ascii="Arial" w:hAnsi="Arial"/>
+          <w:sz w:val="22"/>
+          <w:lang w:val="en-DE"/>
+        </w:rPr>
+        <w:t>BR_PRS_</w:t>
+      </w:r>
+      <w:r>
+        <w:rPr>
+          <w:rFonts w:ascii="Arial" w:hAnsi="Arial"/>
+          <w:sz w:val="22"/>
+          <w:lang w:val="en-DE"/>
+        </w:rPr>
+        <w:t>25-</w:t>
+      </w:r>
+      <w:r>
+        <w:rPr>
+          <w:rFonts w:ascii="Arial" w:hAnsi="Arial"/>
+          <w:sz w:val="22"/>
+          <w:lang w:val="en-DE"/>
+        </w:rPr>
+        <w:t>BR_PRS_</w:t>
+      </w:r>
+      <w:r>
+        <w:rPr>
+          <w:rFonts w:ascii="Arial" w:hAnsi="Arial"/>
+          <w:sz w:val="22"/>
+          <w:lang w:val="en-DE"/>
+        </w:rPr>
+        <w:t>30.</w:t>
       </w:r>
     </w:p>
     <w:p>
@@ -1589,7 +1781,39 @@
           <w:sz w:val="22"/>
           <w:lang w:val="en-DE"/>
         </w:rPr>
-        <w:t xml:space="preserve">                      Creating the sequence diagrams for FR31-FR36.</w:t>
+        <w:t xml:space="preserve">                      Creating the sequence diagrams for </w:t>
+      </w:r>
+      <w:r>
+        <w:rPr>
+          <w:rFonts w:ascii="Arial" w:hAnsi="Arial"/>
+          <w:sz w:val="22"/>
+          <w:lang w:val="en-DE"/>
+        </w:rPr>
+        <w:t>BR_PRS_</w:t>
+      </w:r>
+      <w:r>
+        <w:rPr>
+          <w:rFonts w:ascii="Arial" w:hAnsi="Arial"/>
+          <w:sz w:val="22"/>
+          <w:lang w:val="en-DE"/>
+        </w:rPr>
+        <w:t>31-</w:t>
+      </w:r>
+      <w:r>
+        <w:rPr>
+          <w:rFonts w:ascii="Arial" w:hAnsi="Arial"/>
+          <w:sz w:val="22"/>
+          <w:lang w:val="en-DE"/>
+        </w:rPr>
+        <w:t>BR_PRS_</w:t>
+      </w:r>
+      <w:r>
+        <w:rPr>
+          <w:rFonts w:ascii="Arial" w:hAnsi="Arial"/>
+          <w:sz w:val="22"/>
+          <w:lang w:val="en-DE"/>
+        </w:rPr>
+        <w:t>36.</w:t>
       </w:r>
     </w:p>
     <w:p>
